--- a/Code/04-PostfireAspenRegen-MainText.docx
+++ b/Code/04-PostfireAspenRegen-MainText.docx
@@ -66,13 +66,13 @@
     </w:p>
     <w:bookmarkEnd w:id="21"/>
     <w:bookmarkEnd w:id="22"/>
-    <w:bookmarkStart w:id="26" w:name="abstract-350-words"/>
+    <w:bookmarkStart w:id="26" w:name="abstract"/>
     <w:p>
       <w:pPr>
         <w:pStyle w:val="Heading1"/>
       </w:pPr>
       <w:r>
-        <w:t xml:space="preserve">Abstract [350 words]</w:t>
+        <w:t xml:space="preserve">Abstract</w:t>
       </w:r>
     </w:p>
     <w:bookmarkStart w:id="23" w:name="background"/>
@@ -1143,7 +1143,7 @@
                     </pic:cNvPicPr>
                   </pic:nvPicPr>
                   <pic:blipFill>
-                    <a:blip r:embed="rId175"/>
+                    <a:blip r:embed="rId176"/>
                     <a:stretch>
                       <a:fillRect/>
                     </a:stretch>
@@ -1176,7 +1176,7 @@
         </w:rPr>
         <w:t xml:space="preserve">Figure </w:t>
       </w:r>
-      <w:bookmarkStart w:id="6b6dbf5b-183e-48b5-a09e-bd861fb4ea4c" w:name="FigStudyArea"/>
+      <w:bookmarkStart w:id="48e666ce-9d00-4a49-95bb-dd7e02a6a84d" w:name="FigStudyArea"/>
       <w:r xmlns:w14="http://schemas.microsoft.com/office/word/2010/wordml">
         <w:rPr>
           <w:rFonts/>
@@ -1198,7 +1198,7 @@
         </w:rPr>
         <w:fldChar w:fldCharType="end" w:dirty="true"/>
       </w:r>
-      <w:bookmarkEnd w:id="6b6dbf5b-183e-48b5-a09e-bd861fb4ea4c"/>
+      <w:bookmarkEnd w:id="48e666ce-9d00-4a49-95bb-dd7e02a6a84d"/>
       <w:r>
         <w:rPr>
           <w:rFonts/>
@@ -1309,13 +1309,13 @@
       </w:r>
     </w:p>
     <w:bookmarkEnd w:id="29"/>
-    <w:bookmarkStart w:id="30" w:name="study-sites.c"/>
+    <w:bookmarkStart w:id="30" w:name="study-sites"/>
     <w:p>
       <w:pPr>
         <w:pStyle w:val="Heading2"/>
       </w:pPr>
       <w:r>
-        <w:t xml:space="preserve">Study sites.C</w:t>
+        <w:t xml:space="preserve">Study sites</w:t>
       </w:r>
     </w:p>
     <w:p>
@@ -2492,7 +2492,7 @@
         </w:rPr>
         <w:t xml:space="preserve">Table </w:t>
       </w:r>
-      <w:bookmarkStart w:id="f1d5f240-9b8a-4856-8e0a-4307a84b0d0b" w:name="seedlingdensity"/>
+      <w:bookmarkStart w:id="0b80a93f-083a-46ab-8fe2-622b87af8fcd" w:name="seedlingdensity"/>
       <w:r>
         <w:rPr>
           <w:rFonts/>
@@ -2514,7 +2514,7 @@
         </w:rPr>
         <w:fldChar w:fldCharType="end" w:dirty="true"/>
       </w:r>
-      <w:bookmarkEnd w:id="f1d5f240-9b8a-4856-8e0a-4307a84b0d0b"/>
+      <w:bookmarkEnd w:id="0b80a93f-083a-46ab-8fe2-622b87af8fcd"/>
       <w:r>
         <w:rPr>
           <w:rFonts/>
@@ -4533,7 +4533,7 @@
                     </pic:cNvPicPr>
                   </pic:nvPicPr>
                   <pic:blipFill>
-                    <a:blip r:embed="rId176"/>
+                    <a:blip r:embed="rId177"/>
                     <a:stretch>
                       <a:fillRect/>
                     </a:stretch>
@@ -4566,7 +4566,7 @@
         </w:rPr>
         <w:t xml:space="preserve">Figure </w:t>
       </w:r>
-      <w:bookmarkStart w:id="fdb414cc-6b3a-4ac8-9484-87b1ad915dc6" w:name="FigPostFireComp"/>
+      <w:bookmarkStart w:id="26000a71-b240-4ebf-a7cf-8d4983a5948a" w:name="FigPostFireComp"/>
       <w:r xmlns:w14="http://schemas.microsoft.com/office/word/2010/wordml">
         <w:rPr>
           <w:rFonts/>
@@ -4588,7 +4588,7 @@
         </w:rPr>
         <w:fldChar w:fldCharType="end" w:dirty="true"/>
       </w:r>
-      <w:bookmarkEnd w:id="fdb414cc-6b3a-4ac8-9484-87b1ad915dc6"/>
+      <w:bookmarkEnd w:id="26000a71-b240-4ebf-a7cf-8d4983a5948a"/>
       <w:r>
         <w:rPr>
           <w:rFonts/>
@@ -4846,7 +4846,7 @@
         </w:rPr>
         <w:t xml:space="preserve">Table </w:t>
       </w:r>
-      <w:bookmarkStart w:id="2ccb855f-ca39-46d3-bfcd-993a2fc89ed2" w:name="zinbsummary"/>
+      <w:bookmarkStart w:id="478faffa-1ffe-414e-b1b2-8876c46a71ac" w:name="zinbsummary"/>
       <w:r>
         <w:rPr>
           <w:rFonts/>
@@ -4868,7 +4868,7 @@
         </w:rPr>
         <w:fldChar w:fldCharType="end" w:dirty="true"/>
       </w:r>
-      <w:bookmarkEnd w:id="2ccb855f-ca39-46d3-bfcd-993a2fc89ed2"/>
+      <w:bookmarkEnd w:id="478faffa-1ffe-414e-b1b2-8876c46a71ac"/>
       <w:r>
         <w:rPr>
           <w:rFonts/>
@@ -7844,7 +7844,7 @@
                     </pic:cNvPicPr>
                   </pic:nvPicPr>
                   <pic:blipFill>
-                    <a:blip r:embed="rId177"/>
+                    <a:blip r:embed="rId178"/>
                     <a:stretch>
                       <a:fillRect/>
                     </a:stretch>
@@ -7877,7 +7877,7 @@
         </w:rPr>
         <w:t xml:space="preserve">Figure </w:t>
       </w:r>
-      <w:bookmarkStart w:id="c72669f9-f30d-4a4b-ad34-985b37113804" w:name="FigDensity"/>
+      <w:bookmarkStart w:id="d39a2b77-b99a-42a4-8043-bd081c622363" w:name="FigDensity"/>
       <w:r xmlns:w14="http://schemas.microsoft.com/office/word/2010/wordml">
         <w:rPr>
           <w:rFonts/>
@@ -7899,7 +7899,7 @@
         </w:rPr>
         <w:fldChar w:fldCharType="end" w:dirty="true"/>
       </w:r>
-      <w:bookmarkEnd w:id="c72669f9-f30d-4a4b-ad34-985b37113804"/>
+      <w:bookmarkEnd w:id="d39a2b77-b99a-42a4-8043-bd081c622363"/>
       <w:r>
         <w:rPr>
           <w:rFonts/>
@@ -7973,7 +7973,7 @@
                     </pic:cNvPicPr>
                   </pic:nvPicPr>
                   <pic:blipFill>
-                    <a:blip r:embed="rId178"/>
+                    <a:blip r:embed="rId179"/>
                     <a:stretch>
                       <a:fillRect/>
                     </a:stretch>
@@ -8006,7 +8006,7 @@
         </w:rPr>
         <w:t xml:space="preserve">Figure </w:t>
       </w:r>
-      <w:bookmarkStart w:id="58236fbf-ed3e-452c-b24d-04dcab67218c" w:name="FigMicro"/>
+      <w:bookmarkStart w:id="ab94a2fc-e5ec-41cd-b1e1-72d19ce2ea31" w:name="FigMicro"/>
       <w:r xmlns:w14="http://schemas.microsoft.com/office/word/2010/wordml">
         <w:rPr>
           <w:rFonts/>
@@ -8028,7 +8028,7 @@
         </w:rPr>
         <w:fldChar w:fldCharType="end" w:dirty="true"/>
       </w:r>
-      <w:bookmarkEnd w:id="58236fbf-ed3e-452c-b24d-04dcab67218c"/>
+      <w:bookmarkEnd w:id="ab94a2fc-e5ec-41cd-b1e1-72d19ce2ea31"/>
       <w:r>
         <w:rPr>
           <w:rFonts/>
@@ -8988,7 +8988,7 @@
       </w:r>
     </w:p>
     <w:bookmarkEnd w:id="47"/>
-    <w:bookmarkStart w:id="55" w:name="declarations"/>
+    <w:bookmarkStart w:id="56" w:name="declarations"/>
     <w:p>
       <w:pPr>
         <w:pStyle w:val="Heading1"/>
@@ -9033,7 +9033,7 @@
       </w:r>
     </w:p>
     <w:bookmarkEnd w:id="49"/>
-    <w:bookmarkStart w:id="50" w:name="availability-of-data-and-material"/>
+    <w:bookmarkStart w:id="51" w:name="availability-of-data-and-material"/>
     <w:p>
       <w:pPr>
         <w:pStyle w:val="Heading2"/>
@@ -9047,11 +9047,25 @@
         <w:pStyle w:val="FirstParagraph"/>
       </w:pPr>
       <w:r>
-        <w:t xml:space="preserve">The datasets generated and/or analyzed during the current study are available in Dryad Research Data Repository, link (REF)</w:t>
+        <w:t xml:space="preserve">The datasets generated and/or analyzed during the current study are available in Dryad Research Data Repository,</w:t>
+      </w:r>
+      <w:r>
+        <w:t xml:space="preserve"> </w:t>
+      </w:r>
+      <w:hyperlink r:id="rId50">
+        <w:r>
+          <w:rPr>
+            <w:rStyle w:val="Hyperlink"/>
+          </w:rPr>
+          <w:t xml:space="preserve">http://datadryad.org/share/-sMlq6LIsb7GIoGZg4MPGdPu4mz-UeqW61o7YHFLGAM</w:t>
+        </w:r>
+      </w:hyperlink>
+      <w:r>
+        <w:t xml:space="preserve">.</w:t>
       </w:r>
     </w:p>
-    <w:bookmarkEnd w:id="50"/>
-    <w:bookmarkStart w:id="51" w:name="competing-interests"/>
+    <w:bookmarkEnd w:id="51"/>
+    <w:bookmarkStart w:id="52" w:name="competing-interests"/>
     <w:p>
       <w:pPr>
         <w:pStyle w:val="Heading2"/>
@@ -9068,8 +9082,8 @@
         <w:t xml:space="preserve">The authors declare that they have no competing interests.</w:t>
       </w:r>
     </w:p>
-    <w:bookmarkEnd w:id="51"/>
-    <w:bookmarkStart w:id="52" w:name="funding"/>
+    <w:bookmarkEnd w:id="52"/>
+    <w:bookmarkStart w:id="53" w:name="funding"/>
     <w:p>
       <w:pPr>
         <w:pStyle w:val="Heading2"/>
@@ -9086,8 +9100,8 @@
         <w:t xml:space="preserve">This work was supported by the Joint Fire Science Program (JFSP, Project ID 21-2-02-29).</w:t>
       </w:r>
     </w:p>
-    <w:bookmarkEnd w:id="52"/>
-    <w:bookmarkStart w:id="53" w:name="authors-contributions"/>
+    <w:bookmarkEnd w:id="53"/>
+    <w:bookmarkStart w:id="54" w:name="authors-contributions"/>
     <w:p>
       <w:pPr>
         <w:pStyle w:val="Heading2"/>
@@ -9124,8 +9138,8 @@
         <w:t xml:space="preserve">: conceptualization (equal); methodology (equal); data collection (supporting); methods (lead); writing - original draft (equal), writing - review and editing (equal). All authors read and approved the final manuscript.</w:t>
       </w:r>
     </w:p>
-    <w:bookmarkEnd w:id="53"/>
-    <w:bookmarkStart w:id="54" w:name="acknowledgements"/>
+    <w:bookmarkEnd w:id="54"/>
+    <w:bookmarkStart w:id="55" w:name="acknowledgements"/>
     <w:p>
       <w:pPr>
         <w:pStyle w:val="Heading2"/>
@@ -9142,9 +9156,9 @@
         <w:t xml:space="preserve">We would like to thank Chuck Rhoades and Monique Rocca for feedback on earlier draft of this work. We thank Preston Young and Samantha Maldonado for help in the field. Additionally, we would like to thank Colorado State University for supporting SVC.</w:t>
       </w:r>
     </w:p>
-    <w:bookmarkEnd w:id="54"/>
     <w:bookmarkEnd w:id="55"/>
-    <w:bookmarkStart w:id="172" w:name="references"/>
+    <w:bookmarkEnd w:id="56"/>
+    <w:bookmarkStart w:id="173" w:name="references"/>
     <w:p>
       <w:pPr>
         <w:pStyle w:val="Heading1"/>
@@ -9153,8 +9167,8 @@
         <w:t xml:space="preserve">References</w:t>
       </w:r>
     </w:p>
-    <w:bookmarkStart w:id="171" w:name="refs"/>
-    <w:bookmarkStart w:id="57" w:name="Xb2c9e850c0ec1283a06a871949844aa875af530"/>
+    <w:bookmarkStart w:id="172" w:name="refs"/>
+    <w:bookmarkStart w:id="58" w:name="Xb2c9e850c0ec1283a06a871949844aa875af530"/>
     <w:p>
       <w:pPr>
         <w:pStyle w:val="Bibliography"/>
@@ -9165,7 +9179,7 @@
       <w:r>
         <w:t xml:space="preserve"> </w:t>
       </w:r>
-      <w:hyperlink r:id="rId56">
+      <w:hyperlink r:id="rId57">
         <w:r>
           <w:rPr>
             <w:rStyle w:val="Hyperlink"/>
@@ -9177,8 +9191,8 @@
         <w:t xml:space="preserve">. Proceedings of the National Academy of Sciences 113:11770–11775.</w:t>
       </w:r>
     </w:p>
-    <w:bookmarkEnd w:id="57"/>
-    <w:bookmarkStart w:id="58" w:name="X38019930a7963793e8077c52e50c6cb3b6ad2bd"/>
+    <w:bookmarkEnd w:id="58"/>
+    <w:bookmarkStart w:id="59" w:name="X38019930a7963793e8077c52e50c6cb3b6ad2bd"/>
     <w:p>
       <w:pPr>
         <w:pStyle w:val="Bibliography"/>
@@ -9187,8 +9201,8 @@
         <w:t xml:space="preserve">Allen, C. D., M. Savage, D. A. Falk, K. F. Suckling, T. W. Swetnam, T. Schulke, P. B. Stacey, P. Morgan, M. Hoffman, and J. T. Klingel. 2002. Ecological restoration of southwestern ponderosa pine ecosystems: A broad perspective. Ecological applications 12:14181433.</w:t>
       </w:r>
     </w:p>
-    <w:bookmarkEnd w:id="58"/>
-    <w:bookmarkStart w:id="60" w:name="ref-andrus2021FutureDominanceQuaking"/>
+    <w:bookmarkEnd w:id="59"/>
+    <w:bookmarkStart w:id="61" w:name="ref-andrus2021FutureDominanceQuaking"/>
     <w:p>
       <w:pPr>
         <w:pStyle w:val="Bibliography"/>
@@ -9199,7 +9213,7 @@
       <w:r>
         <w:t xml:space="preserve"> </w:t>
       </w:r>
-      <w:hyperlink r:id="rId59">
+      <w:hyperlink r:id="rId60">
         <w:r>
           <w:rPr>
             <w:rStyle w:val="Hyperlink"/>
@@ -9211,8 +9225,8 @@
         <w:t xml:space="preserve">. Ecosphere 12:e03345.</w:t>
       </w:r>
     </w:p>
-    <w:bookmarkEnd w:id="60"/>
-    <w:bookmarkStart w:id="62" w:name="ref-marginaleffects"/>
+    <w:bookmarkEnd w:id="61"/>
+    <w:bookmarkStart w:id="63" w:name="ref-marginaleffects"/>
     <w:p>
       <w:pPr>
         <w:pStyle w:val="Bibliography"/>
@@ -9223,7 +9237,7 @@
       <w:r>
         <w:t xml:space="preserve"> </w:t>
       </w:r>
-      <w:hyperlink r:id="rId61">
+      <w:hyperlink r:id="rId62">
         <w:r>
           <w:rPr>
             <w:rStyle w:val="Hyperlink"/>
@@ -9298,8 +9312,8 @@
         <w:t xml:space="preserve">111.</w:t>
       </w:r>
     </w:p>
-    <w:bookmarkEnd w:id="62"/>
-    <w:bookmarkStart w:id="64" w:name="ref-baker1925AspenCentralRocky"/>
+    <w:bookmarkEnd w:id="63"/>
+    <w:bookmarkStart w:id="65" w:name="ref-baker1925AspenCentralRocky"/>
     <w:p>
       <w:pPr>
         <w:pStyle w:val="Bibliography"/>
@@ -9310,7 +9324,7 @@
       <w:r>
         <w:t xml:space="preserve"> </w:t>
       </w:r>
-      <w:hyperlink r:id="rId63">
+      <w:hyperlink r:id="rId64">
         <w:r>
           <w:rPr>
             <w:rStyle w:val="Hyperlink"/>
@@ -9322,8 +9336,8 @@
         <w:t xml:space="preserve">. Washington, D.C.</w:t>
       </w:r>
     </w:p>
-    <w:bookmarkEnd w:id="64"/>
-    <w:bookmarkStart w:id="66" w:name="ref-balch2017HumanstartedWildfiresExpand"/>
+    <w:bookmarkEnd w:id="65"/>
+    <w:bookmarkStart w:id="67" w:name="ref-balch2017HumanstartedWildfiresExpand"/>
     <w:p>
       <w:pPr>
         <w:pStyle w:val="Bibliography"/>
@@ -9334,7 +9348,7 @@
       <w:r>
         <w:t xml:space="preserve"> </w:t>
       </w:r>
-      <w:hyperlink r:id="rId65">
+      <w:hyperlink r:id="rId66">
         <w:r>
           <w:rPr>
             <w:rStyle w:val="Hyperlink"/>
@@ -9346,8 +9360,8 @@
         <w:t xml:space="preserve">. Proceedings of the National Academy of Sciences 114:2946–2951.</w:t>
       </w:r>
     </w:p>
-    <w:bookmarkEnd w:id="66"/>
-    <w:bookmarkStart w:id="67" w:name="ref-bentz2010ClimateChangeBark"/>
+    <w:bookmarkEnd w:id="67"/>
+    <w:bookmarkStart w:id="68" w:name="ref-bentz2010ClimateChangeBark"/>
     <w:p>
       <w:pPr>
         <w:pStyle w:val="Bibliography"/>
@@ -9356,8 +9370,8 @@
         <w:t xml:space="preserve">Bentz, B. J., J. Régnière, C. J. Fettig, E. M. Hansen, J. L. Hayes, J. A. Hicke, R. G. Kelsey, J. F. Negrón, and S. J. Seybold. 2010. Climate change and bark beetles of the western united states and canada: Direct and indirect effects. BioScience 60:602613.</w:t>
       </w:r>
     </w:p>
-    <w:bookmarkEnd w:id="67"/>
-    <w:bookmarkStart w:id="69" w:name="ref-glmmTMB"/>
+    <w:bookmarkEnd w:id="68"/>
+    <w:bookmarkStart w:id="70" w:name="ref-glmmTMB"/>
     <w:p>
       <w:pPr>
         <w:pStyle w:val="Bibliography"/>
@@ -9368,7 +9382,7 @@
       <w:r>
         <w:t xml:space="preserve"> </w:t>
       </w:r>
-      <w:hyperlink r:id="rId68">
+      <w:hyperlink r:id="rId69">
         <w:r>
           <w:rPr>
             <w:rStyle w:val="Hyperlink"/>
@@ -9395,8 +9409,8 @@
         <w:t xml:space="preserve">9.</w:t>
       </w:r>
     </w:p>
-    <w:bookmarkEnd w:id="69"/>
-    <w:bookmarkStart w:id="71" w:name="ref-buma2011DisturbanceInteractionsCan"/>
+    <w:bookmarkEnd w:id="70"/>
+    <w:bookmarkStart w:id="72" w:name="ref-buma2011DisturbanceInteractionsCan"/>
     <w:p>
       <w:pPr>
         <w:pStyle w:val="Bibliography"/>
@@ -9407,7 +9421,7 @@
       <w:r>
         <w:t xml:space="preserve"> </w:t>
       </w:r>
-      <w:hyperlink r:id="rId70">
+      <w:hyperlink r:id="rId71">
         <w:r>
           <w:rPr>
             <w:rStyle w:val="Hyperlink"/>
@@ -9419,8 +9433,8 @@
         <w:t xml:space="preserve">. Ecosphere 2:art64.</w:t>
       </w:r>
     </w:p>
-    <w:bookmarkEnd w:id="71"/>
-    <w:bookmarkStart w:id="73" w:name="ref-buma2012DifferentialSpeciesResponses"/>
+    <w:bookmarkEnd w:id="72"/>
+    <w:bookmarkStart w:id="74" w:name="ref-buma2012DifferentialSpeciesResponses"/>
     <w:p>
       <w:pPr>
         <w:pStyle w:val="Bibliography"/>
@@ -9431,7 +9445,7 @@
       <w:r>
         <w:t xml:space="preserve"> </w:t>
       </w:r>
-      <w:hyperlink r:id="rId72">
+      <w:hyperlink r:id="rId73">
         <w:r>
           <w:rPr>
             <w:rStyle w:val="Hyperlink"/>
@@ -9443,8 +9457,8 @@
         <w:t xml:space="preserve">. Forest Ecology and Management 266:25–33.</w:t>
       </w:r>
     </w:p>
-    <w:bookmarkEnd w:id="73"/>
-    <w:bookmarkStart w:id="75" w:name="X518c5e11f1226b7f0686c896ea7fda75925f525"/>
+    <w:bookmarkEnd w:id="74"/>
+    <w:bookmarkStart w:id="76" w:name="X518c5e11f1226b7f0686c896ea7fda75925f525"/>
     <w:p>
       <w:pPr>
         <w:pStyle w:val="Bibliography"/>
@@ -9455,7 +9469,7 @@
       <w:r>
         <w:t xml:space="preserve"> </w:t>
       </w:r>
-      <w:hyperlink r:id="rId74">
+      <w:hyperlink r:id="rId75">
         <w:r>
           <w:rPr>
             <w:rStyle w:val="Hyperlink"/>
@@ -9467,8 +9481,8 @@
         <w:t xml:space="preserve">.</w:t>
       </w:r>
     </w:p>
-    <w:bookmarkEnd w:id="75"/>
-    <w:bookmarkStart w:id="77" w:name="ref-cook2024MappingQuakingAspen"/>
+    <w:bookmarkEnd w:id="76"/>
+    <w:bookmarkStart w:id="78" w:name="ref-cook2024MappingQuakingAspen"/>
     <w:p>
       <w:pPr>
         <w:pStyle w:val="Bibliography"/>
@@ -9479,7 +9493,7 @@
       <w:r>
         <w:t xml:space="preserve"> </w:t>
       </w:r>
-      <w:hyperlink r:id="rId76">
+      <w:hyperlink r:id="rId77">
         <w:r>
           <w:rPr>
             <w:rStyle w:val="Hyperlink"/>
@@ -9491,8 +9505,8 @@
         <w:t xml:space="preserve">. Remote Sensing 16:1619.</w:t>
       </w:r>
     </w:p>
-    <w:bookmarkEnd w:id="77"/>
-    <w:bookmarkStart w:id="79" w:name="X11a688d84acc973314350de60810e0a8ca4666e"/>
+    <w:bookmarkEnd w:id="78"/>
+    <w:bookmarkStart w:id="80" w:name="X11a688d84acc973314350de60810e0a8ca4666e"/>
     <w:p>
       <w:pPr>
         <w:pStyle w:val="Bibliography"/>
@@ -9503,7 +9517,7 @@
       <w:r>
         <w:t xml:space="preserve"> </w:t>
       </w:r>
-      <w:hyperlink r:id="rId78">
+      <w:hyperlink r:id="rId79">
         <w:r>
           <w:rPr>
             <w:rStyle w:val="Hyperlink"/>
@@ -9515,8 +9529,8 @@
         <w:t xml:space="preserve">. BioScience 70:659–673.</w:t>
       </w:r>
     </w:p>
-    <w:bookmarkEnd w:id="79"/>
-    <w:bookmarkStart w:id="81" w:name="ref-davis2023ReducedFireSeverity"/>
+    <w:bookmarkEnd w:id="80"/>
+    <w:bookmarkStart w:id="82" w:name="ref-davis2023ReducedFireSeverity"/>
     <w:p>
       <w:pPr>
         <w:pStyle w:val="Bibliography"/>
@@ -9527,7 +9541,7 @@
       <w:r>
         <w:t xml:space="preserve"> </w:t>
       </w:r>
-      <w:hyperlink r:id="rId80">
+      <w:hyperlink r:id="rId81">
         <w:r>
           <w:rPr>
             <w:rStyle w:val="Hyperlink"/>
@@ -9539,8 +9553,8 @@
         <w:t xml:space="preserve">. Proceedings of the National Academy of Sciences 120:e2208120120.</w:t>
       </w:r>
     </w:p>
-    <w:bookmarkEnd w:id="81"/>
-    <w:bookmarkStart w:id="83" w:name="ref-dawe2025SexualVegetativeRecruitment"/>
+    <w:bookmarkEnd w:id="82"/>
+    <w:bookmarkStart w:id="84" w:name="ref-dawe2025SexualVegetativeRecruitment"/>
     <w:p>
       <w:pPr>
         <w:pStyle w:val="Bibliography"/>
@@ -9551,7 +9565,7 @@
       <w:r>
         <w:t xml:space="preserve"> </w:t>
       </w:r>
-      <w:hyperlink r:id="rId82">
+      <w:hyperlink r:id="rId83">
         <w:r>
           <w:rPr>
             <w:rStyle w:val="Hyperlink"/>
@@ -9563,8 +9577,8 @@
         <w:t xml:space="preserve">. Fire Ecology 21:32.</w:t>
       </w:r>
     </w:p>
-    <w:bookmarkEnd w:id="83"/>
-    <w:bookmarkStart w:id="85" w:name="ref-derose2022PolyploidyGrowthDefense"/>
+    <w:bookmarkEnd w:id="84"/>
+    <w:bookmarkStart w:id="86" w:name="ref-derose2022PolyploidyGrowthDefense"/>
     <w:p>
       <w:pPr>
         <w:pStyle w:val="Bibliography"/>
@@ -9575,7 +9589,7 @@
       <w:r>
         <w:t xml:space="preserve"> </w:t>
       </w:r>
-      <w:hyperlink r:id="rId84">
+      <w:hyperlink r:id="rId85">
         <w:r>
           <w:rPr>
             <w:rStyle w:val="Hyperlink"/>
@@ -9593,8 +9607,8 @@
         <w:t xml:space="preserve">. Journal of Chemical Ecology.</w:t>
       </w:r>
     </w:p>
-    <w:bookmarkEnd w:id="85"/>
-    <w:bookmarkStart w:id="87" w:name="ref-derose2015CytotypeDifferencesRadial"/>
+    <w:bookmarkEnd w:id="86"/>
+    <w:bookmarkStart w:id="88" w:name="ref-derose2015CytotypeDifferencesRadial"/>
     <w:p>
       <w:pPr>
         <w:pStyle w:val="Bibliography"/>
@@ -9605,7 +9619,7 @@
       <w:r>
         <w:t xml:space="preserve"> </w:t>
       </w:r>
-      <w:hyperlink r:id="rId86">
+      <w:hyperlink r:id="rId87">
         <w:r>
           <w:rPr>
             <w:rStyle w:val="Hyperlink"/>
@@ -9620,8 +9634,8 @@
         <w:t xml:space="preserve">8.:1–8.</w:t>
       </w:r>
     </w:p>
-    <w:bookmarkEnd w:id="87"/>
-    <w:bookmarkStart w:id="89" w:name="ref-mclogit"/>
+    <w:bookmarkEnd w:id="88"/>
+    <w:bookmarkStart w:id="90" w:name="ref-mclogit"/>
     <w:p>
       <w:pPr>
         <w:pStyle w:val="Bibliography"/>
@@ -9632,7 +9646,7 @@
       <w:r>
         <w:t xml:space="preserve"> </w:t>
       </w:r>
-      <w:hyperlink r:id="rId88">
+      <w:hyperlink r:id="rId89">
         <w:r>
           <w:rPr>
             <w:rStyle w:val="Hyperlink"/>
@@ -9644,8 +9658,8 @@
         <w:t xml:space="preserve">.</w:t>
       </w:r>
     </w:p>
-    <w:bookmarkEnd w:id="89"/>
-    <w:bookmarkStart w:id="91" w:name="Xa8aa2d86741ffb0df0f55debfdff8f830c78d37"/>
+    <w:bookmarkEnd w:id="90"/>
+    <w:bookmarkStart w:id="92" w:name="Xa8aa2d86741ffb0df0f55debfdff8f830c78d37"/>
     <w:p>
       <w:pPr>
         <w:pStyle w:val="Bibliography"/>
@@ -9656,7 +9670,7 @@
       <w:r>
         <w:t xml:space="preserve"> </w:t>
       </w:r>
-      <w:hyperlink r:id="rId90">
+      <w:hyperlink r:id="rId91">
         <w:r>
           <w:rPr>
             <w:rStyle w:val="Hyperlink"/>
@@ -9668,8 +9682,8 @@
         <w:t xml:space="preserve">. Forest Science 60:703–712.</w:t>
       </w:r>
     </w:p>
-    <w:bookmarkEnd w:id="91"/>
-    <w:bookmarkStart w:id="93" w:name="X20c3490eb62bbd0e5e5969f3850fe7d9843e3d5"/>
+    <w:bookmarkEnd w:id="92"/>
+    <w:bookmarkStart w:id="94" w:name="X20c3490eb62bbd0e5e5969f3850fe7d9843e3d5"/>
     <w:p>
       <w:pPr>
         <w:pStyle w:val="Bibliography"/>
@@ -9680,7 +9694,7 @@
       <w:r>
         <w:t xml:space="preserve"> </w:t>
       </w:r>
-      <w:hyperlink r:id="rId92">
+      <w:hyperlink r:id="rId93">
         <w:r>
           <w:rPr>
             <w:rStyle w:val="Hyperlink"/>
@@ -9692,8 +9706,8 @@
         <w:t xml:space="preserve"> Ecosphere 8:e01924.</w:t>
       </w:r>
     </w:p>
-    <w:bookmarkEnd w:id="93"/>
-    <w:bookmarkStart w:id="94" w:name="ref-gill2017PopulusTremuloidesSeedling"/>
+    <w:bookmarkEnd w:id="94"/>
+    <w:bookmarkStart w:id="95" w:name="ref-gill2017PopulusTremuloidesSeedling"/>
     <w:p>
       <w:pPr>
         <w:pStyle w:val="Bibliography"/>
@@ -9702,8 +9716,8 @@
         <w:t xml:space="preserve">Gill, N. S., F. Sangermano, B. Buma, and D. Kulakowski. 2017b. Populus tremuloides seedling establishment: An underexplored vector for forest type conversion after multiple disturbances. Forest ecology and management 404:156164.</w:t>
       </w:r>
     </w:p>
-    <w:bookmarkEnd w:id="94"/>
-    <w:bookmarkStart w:id="96" w:name="ref-hansen2016ShiftingEcologicalFilters"/>
+    <w:bookmarkEnd w:id="95"/>
+    <w:bookmarkStart w:id="97" w:name="ref-hansen2016ShiftingEcologicalFilters"/>
     <w:p>
       <w:pPr>
         <w:pStyle w:val="Bibliography"/>
@@ -9714,7 +9728,7 @@
       <w:r>
         <w:t xml:space="preserve"> </w:t>
       </w:r>
-      <w:hyperlink r:id="rId95">
+      <w:hyperlink r:id="rId96">
         <w:r>
           <w:rPr>
             <w:rStyle w:val="Hyperlink"/>
@@ -9726,8 +9740,8 @@
         <w:t xml:space="preserve">. Forest Ecology and Management 362:218–230.</w:t>
       </w:r>
     </w:p>
-    <w:bookmarkEnd w:id="96"/>
-    <w:bookmarkStart w:id="98" w:name="ref-harris2025AspenImpedesWildfire"/>
+    <w:bookmarkEnd w:id="97"/>
+    <w:bookmarkStart w:id="99" w:name="ref-harris2025AspenImpedesWildfire"/>
     <w:p>
       <w:pPr>
         <w:pStyle w:val="Bibliography"/>
@@ -9738,7 +9752,7 @@
       <w:r>
         <w:t xml:space="preserve"> </w:t>
       </w:r>
-      <w:hyperlink r:id="rId97">
+      <w:hyperlink r:id="rId98">
         <w:r>
           <w:rPr>
             <w:rStyle w:val="Hyperlink"/>
@@ -9750,8 +9764,8 @@
         <w:t xml:space="preserve">. Ecological Applications 35:e70061.</w:t>
       </w:r>
     </w:p>
-    <w:bookmarkEnd w:id="98"/>
-    <w:bookmarkStart w:id="100" w:name="ref-hijmans2022TerraSpatialData"/>
+    <w:bookmarkEnd w:id="99"/>
+    <w:bookmarkStart w:id="101" w:name="ref-hijmans2022TerraSpatialData"/>
     <w:p>
       <w:pPr>
         <w:pStyle w:val="Bibliography"/>
@@ -9762,7 +9776,7 @@
       <w:r>
         <w:t xml:space="preserve"> </w:t>
       </w:r>
-      <w:hyperlink r:id="rId99">
+      <w:hyperlink r:id="rId100">
         <w:r>
           <w:rPr>
             <w:rStyle w:val="Hyperlink"/>
@@ -9774,8 +9788,8 @@
         <w:t xml:space="preserve">.</w:t>
       </w:r>
     </w:p>
-    <w:bookmarkEnd w:id="100"/>
-    <w:bookmarkStart w:id="102" w:name="ref-iglesias2022USFiresBecame"/>
+    <w:bookmarkEnd w:id="101"/>
+    <w:bookmarkStart w:id="103" w:name="ref-iglesias2022USFiresBecame"/>
     <w:p>
       <w:pPr>
         <w:pStyle w:val="Bibliography"/>
@@ -9786,7 +9800,7 @@
       <w:r>
         <w:t xml:space="preserve"> </w:t>
       </w:r>
-      <w:hyperlink r:id="rId101">
+      <w:hyperlink r:id="rId102">
         <w:r>
           <w:rPr>
             <w:rStyle w:val="Hyperlink"/>
@@ -9798,8 +9812,8 @@
         <w:t xml:space="preserve">. Science Advances 8:eabc0020.</w:t>
       </w:r>
     </w:p>
-    <w:bookmarkEnd w:id="102"/>
-    <w:bookmarkStart w:id="103" w:name="ref-ipcc2021ClimateChange2021"/>
+    <w:bookmarkEnd w:id="103"/>
+    <w:bookmarkStart w:id="104" w:name="ref-ipcc2021ClimateChange2021"/>
     <w:p>
       <w:pPr>
         <w:pStyle w:val="Bibliography"/>
@@ -9808,8 +9822,8 @@
         <w:t xml:space="preserve">IPCC. 2021. Climate change 2021: The physical science basis. Contribution of working group i to the sixth assessment report of the intergovernmental panel on climate change. (V. Masson-Delmotte, P. Zhai, A. Pirani, S. L. Connors, C. Péan, S. Berger, N. Caud, Y. Chen, L. Goldfarb, M. I. Gomis, M. Huang, K. Leitzell, E. Lonnoy, J. B. R. Matthews, T. K. Maycock, T. Waterfield, Ö. Yelekçi, R. Yu, and B. Zhou, Eds.). Cambridge University Press.</w:t>
       </w:r>
     </w:p>
-    <w:bookmarkEnd w:id="103"/>
-    <w:bookmarkStart w:id="105" w:name="ref-johnstone2020FactorsShapingAlternate"/>
+    <w:bookmarkEnd w:id="104"/>
+    <w:bookmarkStart w:id="106" w:name="ref-johnstone2020FactorsShapingAlternate"/>
     <w:p>
       <w:pPr>
         <w:pStyle w:val="Bibliography"/>
@@ -9820,7 +9834,7 @@
       <w:r>
         <w:t xml:space="preserve"> </w:t>
       </w:r>
-      <w:hyperlink r:id="rId104">
+      <w:hyperlink r:id="rId105">
         <w:r>
           <w:rPr>
             <w:rStyle w:val="Hyperlink"/>
@@ -9832,8 +9846,8 @@
         <w:t xml:space="preserve">. Ecosphere 11:e03129.</w:t>
       </w:r>
     </w:p>
-    <w:bookmarkEnd w:id="105"/>
-    <w:bookmarkStart w:id="107" w:name="ref-johnstone2010ChangesFireRegime"/>
+    <w:bookmarkEnd w:id="106"/>
+    <w:bookmarkStart w:id="108" w:name="ref-johnstone2010ChangesFireRegime"/>
     <w:p>
       <w:pPr>
         <w:pStyle w:val="Bibliography"/>
@@ -9844,7 +9858,7 @@
       <w:r>
         <w:t xml:space="preserve"> </w:t>
       </w:r>
-      <w:hyperlink r:id="rId106">
+      <w:hyperlink r:id="rId107">
         <w:r>
           <w:rPr>
             <w:rStyle w:val="Hyperlink"/>
@@ -9856,8 +9870,8 @@
         <w:t xml:space="preserve">. Global Change Biology 16:1281–1295.</w:t>
       </w:r>
     </w:p>
-    <w:bookmarkEnd w:id="107"/>
-    <w:bookmarkStart w:id="109" w:name="ref-kaye2003AspenStructureVariability"/>
+    <w:bookmarkEnd w:id="108"/>
+    <w:bookmarkStart w:id="110" w:name="ref-kaye2003AspenStructureVariability"/>
     <w:p>
       <w:pPr>
         <w:pStyle w:val="Bibliography"/>
@@ -9868,7 +9882,7 @@
       <w:r>
         <w:t xml:space="preserve"> </w:t>
       </w:r>
-      <w:hyperlink r:id="rId108">
+      <w:hyperlink r:id="rId109">
         <w:r>
           <w:rPr>
             <w:rStyle w:val="Hyperlink"/>
@@ -9880,8 +9894,8 @@
         <w:t xml:space="preserve">. Landscape Ecology 18:591–603.</w:t>
       </w:r>
     </w:p>
-    <w:bookmarkEnd w:id="109"/>
-    <w:bookmarkStart w:id="111" w:name="X44bfc23e7c771928f103170a5120f8dbe5a4826"/>
+    <w:bookmarkEnd w:id="110"/>
+    <w:bookmarkStart w:id="112" w:name="X44bfc23e7c771928f103170a5120f8dbe5a4826"/>
     <w:p>
       <w:pPr>
         <w:pStyle w:val="Bibliography"/>
@@ -9892,7 +9906,7 @@
       <w:r>
         <w:t xml:space="preserve"> </w:t>
       </w:r>
-      <w:hyperlink r:id="rId110">
+      <w:hyperlink r:id="rId111">
         <w:r>
           <w:rPr>
             <w:rStyle w:val="Hyperlink"/>
@@ -9904,8 +9918,8 @@
         <w:t xml:space="preserve">. Journal of Forestry:fvaa030.</w:t>
       </w:r>
     </w:p>
-    <w:bookmarkEnd w:id="111"/>
-    <w:bookmarkStart w:id="113" w:name="ref-kreider2021LowdensityAspenSeedling"/>
+    <w:bookmarkEnd w:id="112"/>
+    <w:bookmarkStart w:id="114" w:name="ref-kreider2021LowdensityAspenSeedling"/>
     <w:p>
       <w:pPr>
         <w:pStyle w:val="Bibliography"/>
@@ -9916,7 +9930,7 @@
       <w:r>
         <w:t xml:space="preserve"> </w:t>
       </w:r>
-      <w:hyperlink r:id="rId112">
+      <w:hyperlink r:id="rId113">
         <w:r>
           <w:rPr>
             <w:rStyle w:val="Hyperlink"/>
@@ -9928,8 +9942,8 @@
         <w:t xml:space="preserve">. Ecology 102:e03436.</w:t>
       </w:r>
     </w:p>
-    <w:bookmarkEnd w:id="113"/>
-    <w:bookmarkStart w:id="115" w:name="Xb37a08252af320b6a65b3f38a24c3f3726e41e1"/>
+    <w:bookmarkEnd w:id="114"/>
+    <w:bookmarkStart w:id="116" w:name="Xb37a08252af320b6a65b3f38a24c3f3726e41e1"/>
     <w:p>
       <w:pPr>
         <w:pStyle w:val="Bibliography"/>
@@ -9940,7 +9954,7 @@
       <w:r>
         <w:t xml:space="preserve"> </w:t>
       </w:r>
-      <w:hyperlink r:id="rId114">
+      <w:hyperlink r:id="rId115">
         <w:r>
           <w:rPr>
             <w:rStyle w:val="Hyperlink"/>
@@ -9952,8 +9966,8 @@
         <w:t xml:space="preserve">. Forest Ecology and Management 493:119248.</w:t>
       </w:r>
     </w:p>
-    <w:bookmarkEnd w:id="115"/>
-    <w:bookmarkStart w:id="117" w:name="X84239c661d99f8cf6ec0289043ac2ca4f8080d1"/>
+    <w:bookmarkEnd w:id="116"/>
+    <w:bookmarkStart w:id="118" w:name="X84239c661d99f8cf6ec0289043ac2ca4f8080d1"/>
     <w:p>
       <w:pPr>
         <w:pStyle w:val="Bibliography"/>
@@ -9964,7 +9978,7 @@
       <w:r>
         <w:t xml:space="preserve"> </w:t>
       </w:r>
-      <w:hyperlink r:id="rId116">
+      <w:hyperlink r:id="rId117">
         <w:r>
           <w:rPr>
             <w:rStyle w:val="Hyperlink"/>
@@ -9976,8 +9990,8 @@
         <w:t xml:space="preserve">. Journal of Vegetation Science 24:168–176.</w:t>
       </w:r>
     </w:p>
-    <w:bookmarkEnd w:id="117"/>
-    <w:bookmarkStart w:id="119" w:name="Xbbcc5e66aa8cf65dff2ed6af463e6939df30e2a"/>
+    <w:bookmarkEnd w:id="118"/>
+    <w:bookmarkStart w:id="120" w:name="Xbbcc5e66aa8cf65dff2ed6af463e6939df30e2a"/>
     <w:p>
       <w:pPr>
         <w:pStyle w:val="Bibliography"/>
@@ -9988,7 +10002,7 @@
       <w:r>
         <w:t xml:space="preserve"> </w:t>
       </w:r>
-      <w:hyperlink r:id="rId118">
+      <w:hyperlink r:id="rId119">
         <w:r>
           <w:rPr>
             <w:rStyle w:val="Hyperlink"/>
@@ -10000,8 +10014,8 @@
         <w:t xml:space="preserve">. Forest Ecology and Management 432:231–245.</w:t>
       </w:r>
     </w:p>
-    <w:bookmarkEnd w:id="119"/>
-    <w:bookmarkStart w:id="121" w:name="ref-lloret2005FireRegenerativeSyndromes"/>
+    <w:bookmarkEnd w:id="120"/>
+    <w:bookmarkStart w:id="122" w:name="ref-lloret2005FireRegenerativeSyndromes"/>
     <w:p>
       <w:pPr>
         <w:pStyle w:val="Bibliography"/>
@@ -10012,7 +10026,7 @@
       <w:r>
         <w:t xml:space="preserve"> </w:t>
       </w:r>
-      <w:hyperlink r:id="rId120">
+      <w:hyperlink r:id="rId121">
         <w:r>
           <w:rPr>
             <w:rStyle w:val="Hyperlink"/>
@@ -10024,8 +10038,8 @@
         <w:t xml:space="preserve">. Oecologia 146:461–468.</w:t>
       </w:r>
     </w:p>
-    <w:bookmarkEnd w:id="121"/>
-    <w:bookmarkStart w:id="123" w:name="Xe66e7d65f2fb2b8ce2d36bfb5f130522b2bcb04"/>
+    <w:bookmarkEnd w:id="122"/>
+    <w:bookmarkStart w:id="124" w:name="Xe66e7d65f2fb2b8ce2d36bfb5f130522b2bcb04"/>
     <w:p>
       <w:pPr>
         <w:pStyle w:val="Bibliography"/>
@@ -10036,7 +10050,7 @@
       <w:r>
         <w:t xml:space="preserve"> </w:t>
       </w:r>
-      <w:hyperlink r:id="rId122">
+      <w:hyperlink r:id="rId123">
         <w:r>
           <w:rPr>
             <w:rStyle w:val="Hyperlink"/>
@@ -10048,8 +10062,8 @@
         <w:t xml:space="preserve">. Canadian Journal of Forest Research 42:2011–2021.</w:t>
       </w:r>
     </w:p>
-    <w:bookmarkEnd w:id="123"/>
-    <w:bookmarkStart w:id="125" w:name="ref-performance"/>
+    <w:bookmarkEnd w:id="124"/>
+    <w:bookmarkStart w:id="126" w:name="ref-performance"/>
     <w:p>
       <w:pPr>
         <w:pStyle w:val="Bibliography"/>
@@ -10060,7 +10074,7 @@
       <w:r>
         <w:t xml:space="preserve"> </w:t>
       </w:r>
-      <w:hyperlink r:id="rId124">
+      <w:hyperlink r:id="rId125">
         <w:r>
           <w:rPr>
             <w:rStyle w:val="Hyperlink"/>
@@ -10105,8 +10119,8 @@
         <w:t xml:space="preserve">6:3139.</w:t>
       </w:r>
     </w:p>
-    <w:bookmarkEnd w:id="125"/>
-    <w:bookmarkStart w:id="127" w:name="ref-mccune2002EquationsPotentialAnnual"/>
+    <w:bookmarkEnd w:id="126"/>
+    <w:bookmarkStart w:id="128" w:name="ref-mccune2002EquationsPotentialAnnual"/>
     <w:p>
       <w:pPr>
         <w:pStyle w:val="Bibliography"/>
@@ -10117,7 +10131,7 @@
       <w:r>
         <w:t xml:space="preserve"> </w:t>
       </w:r>
-      <w:hyperlink r:id="rId126">
+      <w:hyperlink r:id="rId127">
         <w:r>
           <w:rPr>
             <w:rStyle w:val="Hyperlink"/>
@@ -10129,8 +10143,8 @@
         <w:t xml:space="preserve">. Journal of Vegetation Science 13:603–606.</w:t>
       </w:r>
     </w:p>
-    <w:bookmarkEnd w:id="127"/>
-    <w:bookmarkStart w:id="129" w:name="ref-mcilroy2020PostfireAspenPopulus"/>
+    <w:bookmarkEnd w:id="128"/>
+    <w:bookmarkStart w:id="130" w:name="ref-mcilroy2020PostfireAspenPopulus"/>
     <w:p>
       <w:pPr>
         <w:pStyle w:val="Bibliography"/>
@@ -10141,7 +10155,7 @@
       <w:r>
         <w:t xml:space="preserve"> </w:t>
       </w:r>
-      <w:hyperlink r:id="rId128">
+      <w:hyperlink r:id="rId129">
         <w:r>
           <w:rPr>
             <w:rStyle w:val="Hyperlink"/>
@@ -10153,8 +10167,8 @@
         <w:t xml:space="preserve">. Forest Ecology and Management 455:117681.</w:t>
       </w:r>
     </w:p>
-    <w:bookmarkEnd w:id="129"/>
-    <w:bookmarkStart w:id="131" w:name="ref-mock2012WidespreadTriploidyWestern"/>
+    <w:bookmarkEnd w:id="130"/>
+    <w:bookmarkStart w:id="132" w:name="ref-mock2012WidespreadTriploidyWestern"/>
     <w:p>
       <w:pPr>
         <w:pStyle w:val="Bibliography"/>
@@ -10165,7 +10179,7 @@
       <w:r>
         <w:t xml:space="preserve"> </w:t>
       </w:r>
-      <w:hyperlink r:id="rId130">
+      <w:hyperlink r:id="rId131">
         <w:r>
           <w:rPr>
             <w:rStyle w:val="Hyperlink"/>
@@ -10177,8 +10191,8 @@
         <w:t xml:space="preserve">. PLOS ONE 7:e48406.</w:t>
       </w:r>
     </w:p>
-    <w:bookmarkEnd w:id="131"/>
-    <w:bookmarkStart w:id="133" w:name="ref-mtbsproject2024MTBSDataAccess"/>
+    <w:bookmarkEnd w:id="132"/>
+    <w:bookmarkStart w:id="134" w:name="ref-mtbsproject2024MTBSDataAccess"/>
     <w:p>
       <w:pPr>
         <w:pStyle w:val="Bibliography"/>
@@ -10189,7 +10203,7 @@
       <w:r>
         <w:t xml:space="preserve"> </w:t>
       </w:r>
-      <w:hyperlink r:id="rId132">
+      <w:hyperlink r:id="rId133">
         <w:r>
           <w:rPr>
             <w:rStyle w:val="Hyperlink"/>
@@ -10201,8 +10215,8 @@
         <w:t xml:space="preserve">.</w:t>
       </w:r>
     </w:p>
-    <w:bookmarkEnd w:id="133"/>
-    <w:bookmarkStart w:id="134" w:name="ref-mtbsproject2024MTBSDataAccessa"/>
+    <w:bookmarkEnd w:id="134"/>
+    <w:bookmarkStart w:id="135" w:name="ref-mtbsproject2024MTBSDataAccessa"/>
     <w:p>
       <w:pPr>
         <w:pStyle w:val="Bibliography"/>
@@ -10213,7 +10227,7 @@
       <w:r>
         <w:t xml:space="preserve"> </w:t>
       </w:r>
-      <w:hyperlink r:id="rId132">
+      <w:hyperlink r:id="rId133">
         <w:r>
           <w:rPr>
             <w:rStyle w:val="Hyperlink"/>
@@ -10225,8 +10239,8 @@
         <w:t xml:space="preserve">.</w:t>
       </w:r>
     </w:p>
-    <w:bookmarkEnd w:id="134"/>
-    <w:bookmarkStart w:id="136" w:name="ref-nesbit2023TammReviewQuaking"/>
+    <w:bookmarkEnd w:id="135"/>
+    <w:bookmarkStart w:id="137" w:name="ref-nesbit2023TammReviewQuaking"/>
     <w:p>
       <w:pPr>
         <w:pStyle w:val="Bibliography"/>
@@ -10237,7 +10251,7 @@
       <w:r>
         <w:t xml:space="preserve"> </w:t>
       </w:r>
-      <w:hyperlink r:id="rId135">
+      <w:hyperlink r:id="rId136">
         <w:r>
           <w:rPr>
             <w:rStyle w:val="Hyperlink"/>
@@ -10261,8 +10275,8 @@
         <w:t xml:space="preserve">. Forest Ecology and Management 531:120752.</w:t>
       </w:r>
     </w:p>
-    <w:bookmarkEnd w:id="136"/>
-    <w:bookmarkStart w:id="138" w:name="ref-nigro2022WildfireCatalyzesUpward"/>
+    <w:bookmarkEnd w:id="137"/>
+    <w:bookmarkStart w:id="139" w:name="ref-nigro2022WildfireCatalyzesUpward"/>
     <w:p>
       <w:pPr>
         <w:pStyle w:val="Bibliography"/>
@@ -10273,7 +10287,7 @@
       <w:r>
         <w:t xml:space="preserve"> </w:t>
       </w:r>
-      <w:hyperlink r:id="rId137">
+      <w:hyperlink r:id="rId138">
         <w:r>
           <w:rPr>
             <w:rStyle w:val="Hyperlink"/>
@@ -10285,8 +10299,8 @@
         <w:t xml:space="preserve">. Journal of Biogeography 49:201–214.</w:t>
       </w:r>
     </w:p>
-    <w:bookmarkEnd w:id="138"/>
-    <w:bookmarkStart w:id="140" w:name="ref-parks2020WarmerDrierFire"/>
+    <w:bookmarkEnd w:id="139"/>
+    <w:bookmarkStart w:id="141" w:name="ref-parks2020WarmerDrierFire"/>
     <w:p>
       <w:pPr>
         <w:pStyle w:val="Bibliography"/>
@@ -10297,7 +10311,7 @@
       <w:r>
         <w:t xml:space="preserve"> </w:t>
       </w:r>
-      <w:hyperlink r:id="rId139">
+      <w:hyperlink r:id="rId140">
         <w:r>
           <w:rPr>
             <w:rStyle w:val="Hyperlink"/>
@@ -10309,8 +10323,8 @@
         <w:t xml:space="preserve">. Geophysical Research Letters 47:e2020GL089858.</w:t>
       </w:r>
     </w:p>
-    <w:bookmarkEnd w:id="140"/>
-    <w:bookmarkStart w:id="142" w:name="Xc6a61ae9e57c85d16f010348d89f94dac75b6d1"/>
+    <w:bookmarkEnd w:id="141"/>
+    <w:bookmarkStart w:id="143" w:name="Xc6a61ae9e57c85d16f010348d89f94dac75b6d1"/>
     <w:p>
       <w:pPr>
         <w:pStyle w:val="Bibliography"/>
@@ -10321,7 +10335,7 @@
       <w:r>
         <w:t xml:space="preserve"> </w:t>
       </w:r>
-      <w:hyperlink r:id="rId141">
+      <w:hyperlink r:id="rId142">
         <w:r>
           <w:rPr>
             <w:rStyle w:val="Hyperlink"/>
@@ -10333,8 +10347,8 @@
         <w:t xml:space="preserve">.</w:t>
       </w:r>
     </w:p>
-    <w:bookmarkEnd w:id="142"/>
-    <w:bookmarkStart w:id="143" w:name="ref-quinn2001QuakingAspenReproduce"/>
+    <w:bookmarkEnd w:id="143"/>
+    <w:bookmarkStart w:id="144" w:name="ref-quinn2001QuakingAspenReproduce"/>
     <w:p>
       <w:pPr>
         <w:pStyle w:val="Bibliography"/>
@@ -10343,8 +10357,8 @@
         <w:t xml:space="preserve">Quinn, R. D., and L. Wu. 2001. Quaking Aspen Reproduce From Seed After Wildfire in the Mountains of Southeastern Arizona.</w:t>
       </w:r>
     </w:p>
-    <w:bookmarkEnd w:id="143"/>
-    <w:bookmarkStart w:id="145" w:name="X4bd034c52731e178b4de125c2c778bdc533803c"/>
+    <w:bookmarkEnd w:id="144"/>
+    <w:bookmarkStart w:id="146" w:name="X4bd034c52731e178b4de125c2c778bdc533803c"/>
     <w:p>
       <w:pPr>
         <w:pStyle w:val="Bibliography"/>
@@ -10355,7 +10369,7 @@
       <w:r>
         <w:t xml:space="preserve"> </w:t>
       </w:r>
-      <w:hyperlink r:id="rId144">
+      <w:hyperlink r:id="rId145">
         <w:r>
           <w:rPr>
             <w:rStyle w:val="Hyperlink"/>
@@ -10367,8 +10381,8 @@
         <w:t xml:space="preserve">. R Foundation for Statistical Computing, Vienna, Austria.</w:t>
       </w:r>
     </w:p>
-    <w:bookmarkEnd w:id="145"/>
-    <w:bookmarkStart w:id="147" w:name="ref-rehfeldt2009AspenClimateSudden"/>
+    <w:bookmarkEnd w:id="146"/>
+    <w:bookmarkStart w:id="148" w:name="ref-rehfeldt2009AspenClimateSudden"/>
     <w:p>
       <w:pPr>
         <w:pStyle w:val="Bibliography"/>
@@ -10379,7 +10393,7 @@
       <w:r>
         <w:t xml:space="preserve"> </w:t>
       </w:r>
-      <w:hyperlink r:id="rId146">
+      <w:hyperlink r:id="rId147">
         <w:r>
           <w:rPr>
             <w:rStyle w:val="Hyperlink"/>
@@ -10391,8 +10405,8 @@
         <w:t xml:space="preserve">. Forest Ecology and Management 258:2353–2364.</w:t>
       </w:r>
     </w:p>
-    <w:bookmarkEnd w:id="147"/>
-    <w:bookmarkStart w:id="149" w:name="ref-rhoades2022LimitedSeedViability"/>
+    <w:bookmarkEnd w:id="148"/>
+    <w:bookmarkStart w:id="150" w:name="ref-rhoades2022LimitedSeedViability"/>
     <w:p>
       <w:pPr>
         <w:pStyle w:val="Bibliography"/>
@@ -10403,7 +10417,7 @@
       <w:r>
         <w:t xml:space="preserve"> </w:t>
       </w:r>
-      <w:hyperlink r:id="rId148">
+      <w:hyperlink r:id="rId149">
         <w:r>
           <w:rPr>
             <w:rStyle w:val="Hyperlink"/>
@@ -10415,8 +10429,8 @@
         <w:t xml:space="preserve">. Forest Ecology and Management 526:120565.</w:t>
       </w:r>
     </w:p>
-    <w:bookmarkEnd w:id="149"/>
-    <w:bookmarkStart w:id="151" w:name="X79a77eb1db2611553612a4aa27b7bf5406b22dc"/>
+    <w:bookmarkEnd w:id="150"/>
+    <w:bookmarkStart w:id="152" w:name="X79a77eb1db2611553612a4aa27b7bf5406b22dc"/>
     <w:p>
       <w:pPr>
         <w:pStyle w:val="Bibliography"/>
@@ -10427,7 +10441,7 @@
       <w:r>
         <w:t xml:space="preserve"> </w:t>
       </w:r>
-      <w:hyperlink r:id="rId150">
+      <w:hyperlink r:id="rId151">
         <w:r>
           <w:rPr>
             <w:rStyle w:val="Hyperlink"/>
@@ -10439,8 +10453,8 @@
         <w:t xml:space="preserve">. Forest Ecology and Management 596:123048.</w:t>
       </w:r>
     </w:p>
-    <w:bookmarkEnd w:id="151"/>
-    <w:bookmarkStart w:id="153" w:name="ref-rodman2021EffectsBarkBeetle"/>
+    <w:bookmarkEnd w:id="152"/>
+    <w:bookmarkStart w:id="154" w:name="ref-rodman2021EffectsBarkBeetle"/>
     <w:p>
       <w:pPr>
         <w:pStyle w:val="Bibliography"/>
@@ -10451,7 +10465,7 @@
       <w:r>
         <w:t xml:space="preserve"> </w:t>
       </w:r>
-      <w:hyperlink r:id="rId152">
+      <w:hyperlink r:id="rId153">
         <w:r>
           <w:rPr>
             <w:rStyle w:val="Hyperlink"/>
@@ -10463,8 +10477,8 @@
         <w:t xml:space="preserve"> Remote Sensing 13:1089.</w:t>
       </w:r>
     </w:p>
-    <w:bookmarkEnd w:id="153"/>
-    <w:bookmarkStart w:id="154" w:name="X59b7f55b19137c4c2a7bc304c3b5f88b9e0cece"/>
+    <w:bookmarkEnd w:id="154"/>
+    <w:bookmarkStart w:id="155" w:name="X59b7f55b19137c4c2a7bc304c3b5f88b9e0cece"/>
     <w:p>
       <w:pPr>
         <w:pStyle w:val="Bibliography"/>
@@ -10473,8 +10487,8 @@
         <w:t xml:space="preserve">Stevens-Rumann, C. S., K. B. Kemp, P. E. Higuera, B. J. Harvey, M. T. Rother, D. C. Donato, P. Morgan, and T. T. Veblen. 2018. Evidence for declining forest resilience to wildfires under climate change. Ecology Letters 21:243252.</w:t>
       </w:r>
     </w:p>
-    <w:bookmarkEnd w:id="154"/>
-    <w:bookmarkStart w:id="156" w:name="X621eff21b20d26397ca583d3c14a7b6bd8eb0d1"/>
+    <w:bookmarkEnd w:id="155"/>
+    <w:bookmarkStart w:id="157" w:name="X621eff21b20d26397ca583d3c14a7b6bd8eb0d1"/>
     <w:p>
       <w:pPr>
         <w:pStyle w:val="Bibliography"/>
@@ -10485,7 +10499,7 @@
       <w:r>
         <w:t xml:space="preserve"> </w:t>
       </w:r>
-      <w:hyperlink r:id="rId155">
+      <w:hyperlink r:id="rId156">
         <w:r>
           <w:rPr>
             <w:rStyle w:val="Hyperlink"/>
@@ -10497,8 +10511,8 @@
         <w:t xml:space="preserve">. Fire Ecology 15:15.</w:t>
       </w:r>
     </w:p>
-    <w:bookmarkEnd w:id="156"/>
-    <w:bookmarkStart w:id="158" w:name="ref-turner2019ShortintervalSevereFire"/>
+    <w:bookmarkEnd w:id="157"/>
+    <w:bookmarkStart w:id="159" w:name="ref-turner2019ShortintervalSevereFire"/>
     <w:p>
       <w:pPr>
         <w:pStyle w:val="Bibliography"/>
@@ -10509,7 +10523,7 @@
       <w:r>
         <w:t xml:space="preserve"> </w:t>
       </w:r>
-      <w:hyperlink r:id="rId157">
+      <w:hyperlink r:id="rId158">
         <w:r>
           <w:rPr>
             <w:rStyle w:val="Hyperlink"/>
@@ -10521,8 +10535,8 @@
         <w:t xml:space="preserve">. Proceedings of the National Academy of Sciences 116:11319–11328.</w:t>
       </w:r>
     </w:p>
-    <w:bookmarkEnd w:id="158"/>
-    <w:bookmarkStart w:id="160" w:name="ref-turner2003PostfireAspenSeedling"/>
+    <w:bookmarkEnd w:id="159"/>
+    <w:bookmarkStart w:id="161" w:name="ref-turner2003PostfireAspenSeedling"/>
     <w:p>
       <w:pPr>
         <w:pStyle w:val="Bibliography"/>
@@ -10533,7 +10547,7 @@
       <w:r>
         <w:t xml:space="preserve"> </w:t>
       </w:r>
-      <w:hyperlink r:id="rId159">
+      <w:hyperlink r:id="rId160">
         <w:r>
           <w:rPr>
             <w:rStyle w:val="Hyperlink"/>
@@ -10545,8 +10559,8 @@
         <w:t xml:space="preserve">. Landscape Ecology 18:127–140.</w:t>
       </w:r>
     </w:p>
-    <w:bookmarkEnd w:id="160"/>
-    <w:bookmarkStart w:id="162" w:name="ref-usfs19971997REVISIONLAND"/>
+    <w:bookmarkEnd w:id="161"/>
+    <w:bookmarkStart w:id="163" w:name="ref-usfs19971997REVISIONLAND"/>
     <w:p>
       <w:pPr>
         <w:pStyle w:val="Bibliography"/>
@@ -10557,7 +10571,7 @@
       <w:r>
         <w:t xml:space="preserve"> </w:t>
       </w:r>
-      <w:hyperlink r:id="rId161">
+      <w:hyperlink r:id="rId162">
         <w:r>
           <w:rPr>
             <w:rStyle w:val="Hyperlink"/>
@@ -10569,8 +10583,8 @@
         <w:t xml:space="preserve">.</w:t>
       </w:r>
     </w:p>
-    <w:bookmarkEnd w:id="162"/>
-    <w:bookmarkStart w:id="164" w:name="ref-walker2023ShiftsEcologicalLegacies"/>
+    <w:bookmarkEnd w:id="163"/>
+    <w:bookmarkStart w:id="165" w:name="ref-walker2023ShiftsEcologicalLegacies"/>
     <w:p>
       <w:pPr>
         <w:pStyle w:val="Bibliography"/>
@@ -10581,7 +10595,7 @@
       <w:r>
         <w:t xml:space="preserve"> </w:t>
       </w:r>
-      <w:hyperlink r:id="rId163">
+      <w:hyperlink r:id="rId164">
         <w:r>
           <w:rPr>
             <w:rStyle w:val="Hyperlink"/>
@@ -10593,8 +10607,8 @@
         <w:t xml:space="preserve">. Ecosystems 26:1796–1805.</w:t>
       </w:r>
     </w:p>
-    <w:bookmarkEnd w:id="164"/>
-    <w:bookmarkStart w:id="166" w:name="ref-ggplot2"/>
+    <w:bookmarkEnd w:id="165"/>
+    <w:bookmarkStart w:id="167" w:name="ref-ggplot2"/>
     <w:p>
       <w:pPr>
         <w:pStyle w:val="Bibliography"/>
@@ -10605,7 +10619,7 @@
       <w:r>
         <w:t xml:space="preserve"> </w:t>
       </w:r>
-      <w:hyperlink r:id="rId165">
+      <w:hyperlink r:id="rId166">
         <w:r>
           <w:rPr>
             <w:rStyle w:val="Hyperlink"/>
@@ -10617,8 +10631,8 @@
         <w:t xml:space="preserve">.</w:t>
       </w:r>
     </w:p>
-    <w:bookmarkEnd w:id="166"/>
-    <w:bookmarkStart w:id="168" w:name="ref-lmtest"/>
+    <w:bookmarkEnd w:id="167"/>
+    <w:bookmarkStart w:id="169" w:name="ref-lmtest"/>
     <w:p>
       <w:pPr>
         <w:pStyle w:val="Bibliography"/>
@@ -10629,7 +10643,7 @@
       <w:r>
         <w:t xml:space="preserve"> </w:t>
       </w:r>
-      <w:hyperlink r:id="rId167">
+      <w:hyperlink r:id="rId168">
         <w:r>
           <w:rPr>
             <w:rStyle w:val="Hyperlink"/>
@@ -10644,8 +10658,8 @@
         <w:t xml:space="preserve">2.</w:t>
       </w:r>
     </w:p>
-    <w:bookmarkEnd w:id="168"/>
-    <w:bookmarkStart w:id="170" w:name="ref-zuur2009Chapter11ZeroTruncated"/>
+    <w:bookmarkEnd w:id="169"/>
+    <w:bookmarkStart w:id="171" w:name="ref-zuur2009Chapter11ZeroTruncated"/>
     <w:p>
       <w:pPr>
         <w:pStyle w:val="Bibliography"/>
@@ -10656,7 +10670,7 @@
       <w:r>
         <w:t xml:space="preserve"> </w:t>
       </w:r>
-      <w:hyperlink r:id="rId169">
+      <w:hyperlink r:id="rId170">
         <w:r>
           <w:rPr>
             <w:rStyle w:val="Hyperlink"/>
@@ -10668,15 +10682,15 @@
         <w:t xml:space="preserve">. Pages 261–293. Springer New York, New York, NY.</w:t>
       </w:r>
     </w:p>
-    <w:bookmarkEnd w:id="170"/>
     <w:bookmarkEnd w:id="171"/>
+    <w:bookmarkEnd w:id="172"/>
     <w:p>
       <w:r>
         <w:br w:type="page"/>
       </w:r>
     </w:p>
-    <w:bookmarkEnd w:id="172"/>
-    <w:bookmarkStart w:id="173" w:name="SuppMat"/>
+    <w:bookmarkEnd w:id="173"/>
+    <w:bookmarkStart w:id="174" w:name="SuppMat"/>
     <w:p>
       <w:pPr>
         <w:pStyle w:val="Heading1"/>
@@ -10698,7 +10712,7 @@
         </w:rPr>
         <w:t xml:space="preserve">Table S </w:t>
       </w:r>
-      <w:bookmarkStart w:id="f2a595b7-652c-4b4f-b8d8-2e868296e561" w:name="Tabstudysites"/>
+      <w:bookmarkStart w:id="22152e65-501b-41a1-929b-a41735a1bfc6" w:name="Tabstudysites"/>
       <w:r>
         <w:rPr>
           <w:rFonts/>
@@ -10720,7 +10734,7 @@
         </w:rPr>
         <w:fldChar w:fldCharType="end" w:dirty="true"/>
       </w:r>
-      <w:bookmarkEnd w:id="f2a595b7-652c-4b4f-b8d8-2e868296e561"/>
+      <w:bookmarkEnd w:id="22152e65-501b-41a1-929b-a41735a1bfc6"/>
       <w:r>
         <w:rPr>
           <w:rFonts/>
@@ -27517,7 +27531,7 @@
         </w:rPr>
         <w:t xml:space="preserve">Table S </w:t>
       </w:r>
-      <w:bookmarkStart w:id="c17edf37-f1ec-4d1c-8bab-37dea7f4adf9" w:name="Tabcsraspen"/>
+      <w:bookmarkStart w:id="351622da-76ef-49fb-a626-45959c98f516" w:name="Tabcsraspen"/>
       <w:r>
         <w:rPr>
           <w:rFonts/>
@@ -27539,7 +27553,7 @@
         </w:rPr>
         <w:fldChar w:fldCharType="end" w:dirty="true"/>
       </w:r>
-      <w:bookmarkEnd w:id="c17edf37-f1ec-4d1c-8bab-37dea7f4adf9"/>
+      <w:bookmarkEnd w:id="351622da-76ef-49fb-a626-45959c98f516"/>
       <w:r>
         <w:rPr>
           <w:rFonts/>
@@ -29100,7 +29114,7 @@
         </w:rPr>
         <w:t xml:space="preserve">Table S </w:t>
       </w:r>
-      <w:bookmarkStart w:id="9aefee6b-0e42-4258-a4d8-6f3220683a80" w:name="Tabcsrcon"/>
+      <w:bookmarkStart w:id="0e637b9b-eab6-48ae-81bf-5576469ecda0" w:name="Tabcsrcon"/>
       <w:r>
         <w:rPr>
           <w:rFonts/>
@@ -29122,7 +29136,7 @@
         </w:rPr>
         <w:fldChar w:fldCharType="end" w:dirty="true"/>
       </w:r>
-      <w:bookmarkEnd w:id="9aefee6b-0e42-4258-a4d8-6f3220683a80"/>
+      <w:bookmarkEnd w:id="0e637b9b-eab6-48ae-81bf-5576469ecda0"/>
       <w:r>
         <w:rPr>
           <w:rFonts/>
@@ -29827,7 +29841,7 @@
         </w:rPr>
         <w:t xml:space="preserve">Table S </w:t>
       </w:r>
-      <w:bookmarkStart w:id="4fb5ffae-0918-4bcb-8fd1-34b52011a610" w:name="Tabcsrconaspen"/>
+      <w:bookmarkStart w:id="86d6f9e2-9990-44d9-a5d9-5a3ca1d7d956" w:name="Tabcsrconaspen"/>
       <w:r>
         <w:rPr>
           <w:rFonts/>
@@ -29849,7 +29863,7 @@
         </w:rPr>
         <w:fldChar w:fldCharType="end" w:dirty="true"/>
       </w:r>
-      <w:bookmarkEnd w:id="4fb5ffae-0918-4bcb-8fd1-34b52011a610"/>
+      <w:bookmarkEnd w:id="86d6f9e2-9990-44d9-a5d9-5a3ca1d7d956"/>
       <w:r>
         <w:rPr>
           <w:rFonts/>
@@ -30735,97 +30749,6 @@
                 <pic:pic>
                   <pic:nvPicPr>
                     <pic:cNvPr id="10" name=""/>
-                    <pic:cNvPicPr>
-                      <a:picLocks noChangeAspect="1" noChangeArrowheads="1"/>
-                    </pic:cNvPicPr>
-                  </pic:nvPicPr>
-                  <pic:blipFill>
-                    <a:blip r:embed="rId179"/>
-                    <a:stretch>
-                      <a:fillRect/>
-                    </a:stretch>
-                  </pic:blipFill>
-                  <pic:spPr bwMode="auto">
-                    <a:xfrm>
-                      <a:off x="0" y="0"/>
-                      <a:ext cx="57150" cy="44450"/>
-                    </a:xfrm>
-                    <a:prstGeom prst="rect">
-                      <a:avLst/>
-                    </a:prstGeom>
-                    <a:noFill/>
-                  </pic:spPr>
-                </pic:pic>
-              </a:graphicData>
-            </a:graphic>
-          </wp:inline>
-        </w:drawing>
-      </w:r>
-    </w:p>
-    <w:p>
-      <w:pPr>
-        <w:pStyle w:val="ImageCaption"/>
-      </w:pPr>
-      <w:r>
-        <w:rPr>
-          <w:rFonts/>
-          <w:b w:val="true"/>
-        </w:rPr>
-        <w:t xml:space="preserve">Figure S</w:t>
-      </w:r>
-      <w:bookmarkStart w:id="5894352e-ff5d-4205-a57c-c666551c3503" w:name="FigZinbResids"/>
-      <w:r xmlns:w14="http://schemas.microsoft.com/office/word/2010/wordml">
-        <w:rPr>
-          <w:rFonts/>
-          <w:b w:val="true"/>
-        </w:rPr>
-        <w:fldChar w:fldCharType="begin" w:dirty="true"/>
-      </w:r>
-      <w:r xmlns:w14="http://schemas.microsoft.com/office/word/2010/wordml">
-        <w:rPr>
-          <w:rFonts/>
-          <w:b w:val="true"/>
-        </w:rPr>
-        <w:instrText xml:space="preserve" w:dirty="true">SEQ supp-fig \* Arabic</w:instrText>
-      </w:r>
-      <w:r xmlns:w14="http://schemas.microsoft.com/office/word/2010/wordml">
-        <w:rPr>
-          <w:rFonts/>
-          <w:b w:val="true"/>
-        </w:rPr>
-        <w:fldChar w:fldCharType="end" w:dirty="true"/>
-      </w:r>
-      <w:bookmarkEnd w:id="5894352e-ff5d-4205-a57c-c666551c3503"/>
-      <w:r>
-        <w:rPr>
-          <w:rFonts/>
-          <w:b w:val="true"/>
-        </w:rPr>
-        <w:t xml:space="preserve">: </w:t>
-      </w:r>
-      <w:r>
-        <w:t xml:space="preserve">Residual diagnostic plots from the zero-inflated negative binomial model of aspen seedling density. Plots were generated using the DHARMa package (Hartig 2024).</w:t>
-      </w:r>
-    </w:p>
-    <w:p>
-      <w:pPr>
-        <w:jc w:val="center"/>
-        <w:pStyle w:val="Figure"/>
-      </w:pPr>
-      <w:r>
-        <w:rPr/>
-        <w:drawing>
-          <wp:inline distT="0" distB="0" distL="0" distR="0">
-            <wp:extent cx="4114800" cy="3200400"/>
-            <wp:docPr id="11" name="" descr=""/>
-            <wp:cNvGraphicFramePr>
-              <a:graphicFrameLocks noChangeAspect="1"/>
-            </wp:cNvGraphicFramePr>
-            <a:graphic>
-              <a:graphicData uri="http://schemas.openxmlformats.org/drawingml/2006/picture">
-                <pic:pic>
-                  <pic:nvPicPr>
-                    <pic:cNvPr id="12" name=""/>
                     <pic:cNvPicPr>
                       <a:picLocks noChangeAspect="1" noChangeArrowheads="1"/>
                     </pic:cNvPicPr>
@@ -30864,7 +30787,7 @@
         </w:rPr>
         <w:t xml:space="preserve">Figure S</w:t>
       </w:r>
-      <w:bookmarkStart w:id="17b20620-0c0c-4b34-88cd-ed5f3d1aebd0" w:name="FigZinbResidsxPreds"/>
+      <w:bookmarkStart w:id="20c978ac-b6d6-4cb8-93ee-2b6cb2248896" w:name="FigZinbResids"/>
       <w:r xmlns:w14="http://schemas.microsoft.com/office/word/2010/wordml">
         <w:rPr>
           <w:rFonts/>
@@ -30886,7 +30809,98 @@
         </w:rPr>
         <w:fldChar w:fldCharType="end" w:dirty="true"/>
       </w:r>
-      <w:bookmarkEnd w:id="17b20620-0c0c-4b34-88cd-ed5f3d1aebd0"/>
+      <w:bookmarkEnd w:id="20c978ac-b6d6-4cb8-93ee-2b6cb2248896"/>
+      <w:r>
+        <w:rPr>
+          <w:rFonts/>
+          <w:b w:val="true"/>
+        </w:rPr>
+        <w:t xml:space="preserve">: </w:t>
+      </w:r>
+      <w:r>
+        <w:t xml:space="preserve">Residual diagnostic plots from the zero-inflated negative binomial model of aspen seedling density. Plots were generated using the DHARMa package (Hartig 2024).</w:t>
+      </w:r>
+    </w:p>
+    <w:p>
+      <w:pPr>
+        <w:jc w:val="center"/>
+        <w:pStyle w:val="Figure"/>
+      </w:pPr>
+      <w:r>
+        <w:rPr/>
+        <w:drawing>
+          <wp:inline distT="0" distB="0" distL="0" distR="0">
+            <wp:extent cx="4114800" cy="3200400"/>
+            <wp:docPr id="11" name="" descr=""/>
+            <wp:cNvGraphicFramePr>
+              <a:graphicFrameLocks noChangeAspect="1"/>
+            </wp:cNvGraphicFramePr>
+            <a:graphic>
+              <a:graphicData uri="http://schemas.openxmlformats.org/drawingml/2006/picture">
+                <pic:pic>
+                  <pic:nvPicPr>
+                    <pic:cNvPr id="12" name=""/>
+                    <pic:cNvPicPr>
+                      <a:picLocks noChangeAspect="1" noChangeArrowheads="1"/>
+                    </pic:cNvPicPr>
+                  </pic:nvPicPr>
+                  <pic:blipFill>
+                    <a:blip r:embed="rId181"/>
+                    <a:stretch>
+                      <a:fillRect/>
+                    </a:stretch>
+                  </pic:blipFill>
+                  <pic:spPr bwMode="auto">
+                    <a:xfrm>
+                      <a:off x="0" y="0"/>
+                      <a:ext cx="57150" cy="44450"/>
+                    </a:xfrm>
+                    <a:prstGeom prst="rect">
+                      <a:avLst/>
+                    </a:prstGeom>
+                    <a:noFill/>
+                  </pic:spPr>
+                </pic:pic>
+              </a:graphicData>
+            </a:graphic>
+          </wp:inline>
+        </w:drawing>
+      </w:r>
+    </w:p>
+    <w:p>
+      <w:pPr>
+        <w:pStyle w:val="ImageCaption"/>
+      </w:pPr>
+      <w:r>
+        <w:rPr>
+          <w:rFonts/>
+          <w:b w:val="true"/>
+        </w:rPr>
+        <w:t xml:space="preserve">Figure S</w:t>
+      </w:r>
+      <w:bookmarkStart w:id="90360cd3-3f05-4f53-bce6-49f756e5b989" w:name="FigZinbResidsxPreds"/>
+      <w:r xmlns:w14="http://schemas.microsoft.com/office/word/2010/wordml">
+        <w:rPr>
+          <w:rFonts/>
+          <w:b w:val="true"/>
+        </w:rPr>
+        <w:fldChar w:fldCharType="begin" w:dirty="true"/>
+      </w:r>
+      <w:r xmlns:w14="http://schemas.microsoft.com/office/word/2010/wordml">
+        <w:rPr>
+          <w:rFonts/>
+          <w:b w:val="true"/>
+        </w:rPr>
+        <w:instrText xml:space="preserve" w:dirty="true">SEQ supp-fig \* Arabic</w:instrText>
+      </w:r>
+      <w:r xmlns:w14="http://schemas.microsoft.com/office/word/2010/wordml">
+        <w:rPr>
+          <w:rFonts/>
+          <w:b w:val="true"/>
+        </w:rPr>
+        <w:fldChar w:fldCharType="end" w:dirty="true"/>
+      </w:r>
+      <w:bookmarkEnd w:id="90360cd3-3f05-4f53-bce6-49f756e5b989"/>
       <w:r>
         <w:rPr>
           <w:rFonts/>
@@ -30922,7 +30936,7 @@
                     </pic:cNvPicPr>
                   </pic:nvPicPr>
                   <pic:blipFill>
-                    <a:blip r:embed="rId181"/>
+                    <a:blip r:embed="rId182"/>
                     <a:stretch>
                       <a:fillRect/>
                     </a:stretch>
@@ -30955,7 +30969,7 @@
         </w:rPr>
         <w:t xml:space="preserve">Figure S</w:t>
       </w:r>
-      <w:bookmarkStart w:id="b00b9a17-4c0b-4d02-a0e7-bd0f072b20a3" w:name="FigElevationxDist"/>
+      <w:bookmarkStart w:id="cebdf35f-3252-4fc6-86d8-980d4a911424" w:name="FigElevationxDist"/>
       <w:r xmlns:w14="http://schemas.microsoft.com/office/word/2010/wordml">
         <w:rPr>
           <w:rFonts/>
@@ -30977,7 +30991,7 @@
         </w:rPr>
         <w:fldChar w:fldCharType="end" w:dirty="true"/>
       </w:r>
-      <w:bookmarkEnd w:id="b00b9a17-4c0b-4d02-a0e7-bd0f072b20a3"/>
+      <w:bookmarkEnd w:id="cebdf35f-3252-4fc6-86d8-980d4a911424"/>
       <w:r>
         <w:rPr>
           <w:rFonts/>
@@ -30989,7 +31003,7 @@
         <w:t xml:space="preserve">The relationship between elevation and aspen’s distribution across the area burned in the Cameron Peak Fire. A) Boxplots comparing the elevation range of areas with and without aspen prior to the fire. B) Boxplots comparing the elevation by fire severity. C) The density of observations for areas that burned in the Cameron Peak fire that were greater than 50 m from live aspen and less than 1000 km from live aspen prior to the fire by elevation and distance to seed source.</w:t>
       </w:r>
     </w:p>
-    <w:bookmarkEnd w:id="173"/>
+    <w:bookmarkEnd w:id="174"/>
     <w:sectPr>
       <w:footerReference r:id="rId10" w:type="even"/>
       <w:footerReference r:id="rId9" w:type="default"/>
